--- a/public/RESUME RONI(1).docx
+++ b/public/RESUME RONI(1).docx
@@ -16,7 +16,7 @@
         <mc:AlternateContent>
           <mc:Choice Requires="wps">
             <w:drawing>
-              <wp:anchor distT="0" distB="0" distL="114300" distR="114300" simplePos="0" relativeHeight="251659270" behindDoc="1" locked="1" layoutInCell="1" allowOverlap="1" wp14:anchorId="13280C38" wp14:editId="530009B2">
+              <wp:anchor distT="0" distB="0" distL="114300" distR="114300" simplePos="0" relativeHeight="251659270" behindDoc="1" locked="1" layoutInCell="1" allowOverlap="1" wp14:anchorId="13280C38" wp14:editId="139905E0">
                 <wp:simplePos x="0" y="0"/>
                 <wp:positionH relativeFrom="page">
                   <wp:posOffset>-193040</wp:posOffset>
@@ -90,7 +90,7 @@
           </mc:Choice>
           <mc:Fallback>
             <w:pict>
-              <v:rect w14:anchorId="36B53B8D" id="Rectangle 1" o:spid="_x0000_s1026" alt="&quot;&quot;" style="position:absolute;margin-left:-15.2pt;margin-top:-32.4pt;width:221.75pt;height:11in;z-index:-251657210;visibility:visible;mso-wrap-style:square;mso-width-percent:0;mso-height-percent:0;mso-wrap-distance-left:9pt;mso-wrap-distance-top:0;mso-wrap-distance-right:9pt;mso-wrap-distance-bottom:0;mso-position-horizontal:absolute;mso-position-horizontal-relative:page;mso-position-vertical:absolute;mso-position-vertical-relative:text;mso-width-percent:0;mso-height-percent:0;mso-width-relative:margin;mso-height-relative:margin;v-text-anchor:middle" o:gfxdata="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" fillcolor="#d3ccf8 [3204]" stroked="f" strokeweight="1pt">
+              <v:rect w14:anchorId="661BD017" id="Rectangle 1" o:spid="_x0000_s1026" alt="&quot;&quot;" style="position:absolute;margin-left:-15.2pt;margin-top:-32.4pt;width:221.75pt;height:11in;z-index:-251657210;visibility:visible;mso-wrap-style:square;mso-width-percent:0;mso-height-percent:0;mso-wrap-distance-left:9pt;mso-wrap-distance-top:0;mso-wrap-distance-right:9pt;mso-wrap-distance-bottom:0;mso-position-horizontal:absolute;mso-position-horizontal-relative:page;mso-position-vertical:absolute;mso-position-vertical-relative:text;mso-width-percent:0;mso-height-percent:0;mso-width-relative:margin;mso-height-relative:margin;v-text-anchor:middle" o:gfxdata="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" fillcolor="#d3ccf8 [3204]" stroked="f" strokeweight="1pt">
                 <w10:wrap anchorx="page"/>
                 <w10:anchorlock/>
               </v:rect>
@@ -204,7 +204,10 @@
               <w:pStyle w:val="Title"/>
             </w:pPr>
             <w:r>
-              <w:t>RONILYN ABRIL</w:t>
+              <w:t xml:space="preserve">RONILYN </w:t>
+            </w:r>
+            <w:r>
+              <w:t>DIMITROVA</w:t>
             </w:r>
           </w:p>
           <w:p/>
@@ -271,7 +274,6 @@
             <w:tcW w:w="3545" w:type="dxa"/>
             <w:vMerge w:val="restart"/>
           </w:tcPr>
-          <w:p/>
           <w:p>
             <w:pPr>
               <w:pStyle w:val="Heading1"/>
@@ -773,24 +775,15 @@
               </w:rPr>
               <w:t>DATE OF BIRTH</w:t>
             </w:r>
-          </w:p>
-          <w:p>
-            <w:pPr>
-              <w:pStyle w:val="ListBullet"/>
-              <w:numPr>
-                <w:ilvl w:val="0"/>
-                <w:numId w:val="19"/>
-              </w:numPr>
-              <w:tabs>
-                <w:tab w:val="center" w:pos="1846"/>
-              </w:tabs>
-              <w:rPr>
-                <w:bCs/>
+            <w:r>
+              <w:rPr>
+                <w:b/>
                 <w:caps/>
                 <w:noProof/>
                 <w:lang w:val="it-IT"/>
               </w:rPr>
-            </w:pPr>
+              <w:t xml:space="preserve">:   </w:t>
+            </w:r>
             <w:r>
               <w:rPr>
                 <w:bCs/>
@@ -822,14 +815,35 @@
                 </w:r>
               </w:sdtContent>
             </w:sdt>
-          </w:p>
-          <w:p>
-            <w:pPr>
-              <w:pStyle w:val="ListParagraph"/>
+            <w:r>
+              <w:t xml:space="preserve">: </w:t>
+            </w:r>
+          </w:p>
+          <w:p>
+            <w:pPr>
+              <w:pStyle w:val="Heading1"/>
               <w:numPr>
                 <w:ilvl w:val="0"/>
-                <w:numId w:val="17"/>
+                <w:numId w:val="30"/>
               </w:numPr>
+              <w:rPr>
+                <w:b w:val="0"/>
+                <w:bCs w:val="0"/>
+              </w:rPr>
+            </w:pPr>
+            <w:r>
+              <w:rPr>
+                <w:b w:val="0"/>
+                <w:bCs w:val="0"/>
+                <w:sz w:val="18"/>
+                <w:szCs w:val="18"/>
+              </w:rPr>
+              <w:t>High School Graduate</w:t>
+            </w:r>
+          </w:p>
+          <w:p>
+            <w:pPr>
+              <w:ind w:left="1212"/>
               <w:rPr>
                 <w:color w:val="auto"/>
                 <w:spacing w:val="20"/>
@@ -844,19 +858,17 @@
                 <w:sz w:val="18"/>
                 <w:szCs w:val="18"/>
               </w:rPr>
-              <w:t>High School Graduate</w:t>
-            </w:r>
-          </w:p>
-          <w:p>
-            <w:pPr>
-              <w:ind w:left="1212"/>
+              <w:t>(</w:t>
+            </w:r>
+            <w:r>
               <w:rPr>
                 <w:color w:val="auto"/>
                 <w:spacing w:val="20"/>
                 <w:sz w:val="18"/>
                 <w:szCs w:val="18"/>
               </w:rPr>
-            </w:pPr>
+              <w:t>2008-2</w:t>
+            </w:r>
             <w:r>
               <w:rPr>
                 <w:color w:val="auto"/>
@@ -864,7 +876,7 @@
                 <w:sz w:val="18"/>
                 <w:szCs w:val="18"/>
               </w:rPr>
-              <w:t>(</w:t>
+              <w:t>009</w:t>
             </w:r>
             <w:r>
               <w:rPr>
@@ -873,17 +885,19 @@
                 <w:sz w:val="18"/>
                 <w:szCs w:val="18"/>
               </w:rPr>
-              <w:t>2008-2</w:t>
-            </w:r>
-            <w:r>
+              <w:t>)</w:t>
+            </w:r>
+          </w:p>
+          <w:p>
+            <w:pPr>
+              <w:ind w:left="360"/>
               <w:rPr>
                 <w:color w:val="auto"/>
                 <w:spacing w:val="20"/>
                 <w:sz w:val="18"/>
                 <w:szCs w:val="18"/>
               </w:rPr>
-              <w:t>009</w:t>
-            </w:r>
+            </w:pPr>
             <w:r>
               <w:rPr>
                 <w:color w:val="auto"/>
@@ -891,19 +905,17 @@
                 <w:sz w:val="18"/>
                 <w:szCs w:val="18"/>
               </w:rPr>
-              <w:t>)</w:t>
-            </w:r>
-          </w:p>
-          <w:p>
-            <w:pPr>
-              <w:ind w:left="360"/>
+              <w:t xml:space="preserve">     </w:t>
+            </w:r>
+            <w:r>
               <w:rPr>
                 <w:color w:val="auto"/>
                 <w:spacing w:val="20"/>
                 <w:sz w:val="18"/>
                 <w:szCs w:val="18"/>
               </w:rPr>
-            </w:pPr>
+              <w:t xml:space="preserve">       </w:t>
+            </w:r>
             <w:r>
               <w:rPr>
                 <w:color w:val="auto"/>
@@ -911,36 +923,18 @@
                 <w:sz w:val="18"/>
                 <w:szCs w:val="18"/>
               </w:rPr>
-              <w:t xml:space="preserve">     </w:t>
-            </w:r>
-            <w:r>
+              <w:t xml:space="preserve">Philippines </w:t>
+            </w:r>
+          </w:p>
+          <w:p>
+            <w:pPr>
+              <w:ind w:left="360"/>
               <w:rPr>
                 <w:color w:val="auto"/>
                 <w:spacing w:val="20"/>
                 <w:sz w:val="18"/>
                 <w:szCs w:val="18"/>
               </w:rPr>
-              <w:t xml:space="preserve">       </w:t>
-            </w:r>
-            <w:r>
-              <w:rPr>
-                <w:color w:val="auto"/>
-                <w:spacing w:val="20"/>
-                <w:sz w:val="18"/>
-                <w:szCs w:val="18"/>
-              </w:rPr>
-              <w:t xml:space="preserve">Philippines </w:t>
-            </w:r>
-          </w:p>
-          <w:p>
-            <w:pPr>
-              <w:ind w:left="360"/>
-              <w:rPr>
-                <w:color w:val="auto"/>
-                <w:spacing w:val="20"/>
-                <w:sz w:val="18"/>
-                <w:szCs w:val="18"/>
-              </w:rPr>
             </w:pPr>
           </w:p>
           <w:p>
@@ -948,7 +942,7 @@
               <w:pStyle w:val="ListParagraph"/>
               <w:numPr>
                 <w:ilvl w:val="0"/>
-                <w:numId w:val="17"/>
+                <w:numId w:val="30"/>
               </w:numPr>
               <w:rPr>
                 <w:color w:val="auto"/>
@@ -1046,6 +1040,13 @@
               </w:rPr>
               <w:t>S</w:t>
             </w:r>
+            <w:r>
+              <w:rPr>
+                <w:b/>
+                <w:bCs/>
+              </w:rPr>
+              <w:t>:</w:t>
+            </w:r>
           </w:p>
           <w:p>
             <w:pPr>
@@ -1104,7 +1105,10 @@
               <w:pStyle w:val="Heading1"/>
             </w:pPr>
             <w:r>
-              <w:t xml:space="preserve">knowledge and </w:t>
+              <w:t>Customer support</w:t>
+            </w:r>
+            <w:r>
+              <w:t xml:space="preserve"> </w:t>
             </w:r>
             <w:sdt>
               <w:sdtPr>
@@ -1130,7 +1134,6 @@
                 <w:ilvl w:val="0"/>
                 <w:numId w:val="0"/>
               </w:numPr>
-              <w:ind w:left="360"/>
             </w:pPr>
           </w:p>
           <w:p>
@@ -1138,120 +1141,257 @@
               <w:pStyle w:val="ListBullet"/>
             </w:pPr>
             <w:r>
+              <w:t>Customer communication</w:t>
+            </w:r>
+          </w:p>
+          <w:p>
+            <w:pPr>
+              <w:pStyle w:val="ListBullet"/>
+            </w:pPr>
+            <w:r>
+              <w:t>Complaint resolution</w:t>
+            </w:r>
+          </w:p>
+          <w:p>
+            <w:pPr>
+              <w:pStyle w:val="ListBullet"/>
+            </w:pPr>
+            <w:r>
+              <w:t>Problem solving</w:t>
+            </w:r>
+          </w:p>
+          <w:p>
+            <w:pPr>
+              <w:pStyle w:val="ListBullet"/>
+            </w:pPr>
+            <w:r>
+              <w:t>Active listening</w:t>
+            </w:r>
+          </w:p>
+          <w:p>
+            <w:pPr>
+              <w:pStyle w:val="ListBullet"/>
+            </w:pPr>
+            <w:r>
+              <w:lastRenderedPageBreak/>
+              <w:t>Professional phone &amp; email support</w:t>
+            </w:r>
+          </w:p>
+          <w:p>
+            <w:pPr>
+              <w:pStyle w:val="ListBullet"/>
+            </w:pPr>
+            <w:r>
+              <w:t>Conflict handling</w:t>
+            </w:r>
+          </w:p>
+          <w:p>
+            <w:pPr>
+              <w:pStyle w:val="ListBullet"/>
+              <w:numPr>
+                <w:ilvl w:val="0"/>
+                <w:numId w:val="0"/>
+              </w:numPr>
+              <w:ind w:left="858"/>
+            </w:pPr>
+          </w:p>
+          <w:p>
+            <w:pPr>
+              <w:pStyle w:val="Heading1"/>
+              <w:jc w:val="both"/>
+            </w:pPr>
+            <w:r>
+              <w:t>Technical</w:t>
+            </w:r>
+            <w:r>
+              <w:t xml:space="preserve"> </w:t>
+            </w:r>
+            <w:r>
+              <w:t>SKILLS</w:t>
+            </w:r>
+          </w:p>
+          <w:p/>
+          <w:p>
+            <w:pPr>
+              <w:pStyle w:val="ListParagraph"/>
+              <w:numPr>
+                <w:ilvl w:val="0"/>
+                <w:numId w:val="35"/>
+              </w:numPr>
+            </w:pPr>
+            <w:r>
               <w:t>Computer literacy</w:t>
             </w:r>
           </w:p>
           <w:p>
             <w:pPr>
+              <w:pStyle w:val="ListParagraph"/>
+              <w:numPr>
+                <w:ilvl w:val="0"/>
+                <w:numId w:val="35"/>
+              </w:numPr>
+            </w:pPr>
+            <w:r>
+              <w:t>Microsoft Excel &amp; Word</w:t>
+            </w:r>
+          </w:p>
+          <w:p>
+            <w:pPr>
+              <w:pStyle w:val="ListParagraph"/>
+              <w:numPr>
+                <w:ilvl w:val="0"/>
+                <w:numId w:val="35"/>
+              </w:numPr>
+            </w:pPr>
+            <w:r>
+              <w:t>Basic HTML, CSS, JavaScript</w:t>
+            </w:r>
+          </w:p>
+          <w:p>
+            <w:pPr>
+              <w:pStyle w:val="ListParagraph"/>
+              <w:numPr>
+                <w:ilvl w:val="0"/>
+                <w:numId w:val="35"/>
+              </w:numPr>
+            </w:pPr>
+            <w:r>
+              <w:t>Understanding of web interfaces</w:t>
+            </w:r>
+          </w:p>
+          <w:p>
+            <w:pPr>
+              <w:pStyle w:val="ListParagraph"/>
+              <w:numPr>
+                <w:ilvl w:val="0"/>
+                <w:numId w:val="35"/>
+              </w:numPr>
+            </w:pPr>
+            <w:r>
+              <w:t>Front-end fundamentals</w:t>
+            </w:r>
+          </w:p>
+          <w:p>
+            <w:pPr>
+              <w:pStyle w:val="ListParagraph"/>
+            </w:pPr>
+          </w:p>
+          <w:p/>
+          <w:p>
+            <w:pPr>
+              <w:pStyle w:val="Heading1"/>
+              <w:jc w:val="both"/>
+            </w:pPr>
+            <w:r>
+              <w:t>Work</w:t>
+            </w:r>
+            <w:r>
+              <w:t xml:space="preserve"> </w:t>
+            </w:r>
+            <w:r>
+              <w:t>SKILLS</w:t>
+            </w:r>
+          </w:p>
+          <w:p/>
+          <w:p>
+            <w:pPr>
+              <w:pStyle w:val="ListParagraph"/>
+              <w:numPr>
+                <w:ilvl w:val="0"/>
+                <w:numId w:val="36"/>
+              </w:numPr>
+            </w:pPr>
+            <w:r>
+              <w:t>Time management</w:t>
+            </w:r>
+          </w:p>
+          <w:p>
+            <w:pPr>
+              <w:pStyle w:val="ListParagraph"/>
+              <w:numPr>
+                <w:ilvl w:val="0"/>
+                <w:numId w:val="36"/>
+              </w:numPr>
+            </w:pPr>
+            <w:r>
+              <w:t>Attention to detail</w:t>
+            </w:r>
+          </w:p>
+          <w:p>
+            <w:pPr>
+              <w:pStyle w:val="ListParagraph"/>
+              <w:numPr>
+                <w:ilvl w:val="0"/>
+                <w:numId w:val="36"/>
+              </w:numPr>
+            </w:pPr>
+            <w:r>
+              <w:t>Team collaboration</w:t>
+            </w:r>
+          </w:p>
+          <w:p>
+            <w:pPr>
+              <w:pStyle w:val="ListParagraph"/>
+              <w:numPr>
+                <w:ilvl w:val="0"/>
+                <w:numId w:val="36"/>
+              </w:numPr>
+            </w:pPr>
+            <w:r>
+              <w:t>Adaptability</w:t>
+            </w:r>
+          </w:p>
+          <w:p>
+            <w:pPr>
+              <w:pStyle w:val="ListParagraph"/>
+              <w:numPr>
+                <w:ilvl w:val="0"/>
+                <w:numId w:val="36"/>
+              </w:numPr>
+            </w:pPr>
+            <w:r>
+              <w:t>Inventory management</w:t>
+            </w:r>
+          </w:p>
+          <w:p>
+            <w:pPr>
               <w:pStyle w:val="ListBullet"/>
-            </w:pPr>
-            <w:r>
-              <w:t>Microsoft E</w:t>
-            </w:r>
-            <w:r>
-              <w:t xml:space="preserve">xcel and </w:t>
-            </w:r>
-            <w:r>
-              <w:t>W</w:t>
-            </w:r>
-            <w:r>
-              <w:t>ord</w:t>
-            </w:r>
+              <w:numPr>
+                <w:ilvl w:val="0"/>
+                <w:numId w:val="0"/>
+              </w:numPr>
+              <w:ind w:left="858" w:hanging="360"/>
+            </w:pPr>
           </w:p>
           <w:p>
             <w:pPr>
               <w:pStyle w:val="ListBullet"/>
-            </w:pPr>
-            <w:r>
-              <w:t>Customer service</w:t>
-            </w:r>
+              <w:numPr>
+                <w:ilvl w:val="0"/>
+                <w:numId w:val="0"/>
+              </w:numPr>
+              <w:ind w:left="858"/>
+            </w:pPr>
           </w:p>
           <w:p>
             <w:pPr>
               <w:pStyle w:val="ListBullet"/>
-            </w:pPr>
-            <w:r>
-              <w:lastRenderedPageBreak/>
-              <w:t>Interpersonal communication</w:t>
-            </w:r>
+              <w:numPr>
+                <w:ilvl w:val="0"/>
+                <w:numId w:val="0"/>
+              </w:numPr>
+              <w:ind w:left="498"/>
+            </w:pPr>
           </w:p>
           <w:p>
             <w:pPr>
               <w:pStyle w:val="ListBullet"/>
-            </w:pPr>
-            <w:r>
-              <w:t>Fexibility</w:t>
-            </w:r>
-          </w:p>
-          <w:p>
-            <w:pPr>
-              <w:pStyle w:val="ListBullet"/>
-            </w:pPr>
-            <w:r>
-              <w:t>Critical-thinking</w:t>
-            </w:r>
-          </w:p>
-          <w:p>
-            <w:pPr>
-              <w:pStyle w:val="ListBullet"/>
-            </w:pPr>
-            <w:r>
-              <w:t>Problem solving</w:t>
-            </w:r>
-          </w:p>
-          <w:p>
-            <w:pPr>
-              <w:pStyle w:val="ListBullet"/>
-            </w:pPr>
-            <w:r>
-              <w:t>Time management</w:t>
-            </w:r>
-          </w:p>
-          <w:p>
-            <w:pPr>
-              <w:pStyle w:val="ListBullet"/>
-            </w:pPr>
-            <w:r>
-              <w:t>Collaborative Teamwork</w:t>
-            </w:r>
-          </w:p>
-          <w:p>
-            <w:pPr>
-              <w:pStyle w:val="ListBullet"/>
-            </w:pPr>
-            <w:r>
-              <w:t>Emotional intellegence</w:t>
-            </w:r>
-          </w:p>
-          <w:p>
-            <w:pPr>
-              <w:pStyle w:val="ListBullet"/>
-            </w:pPr>
-            <w:r>
-              <w:t>Attention to detail</w:t>
-            </w:r>
-          </w:p>
-          <w:p>
-            <w:pPr>
-              <w:pStyle w:val="ListBullet"/>
-            </w:pPr>
-            <w:r>
-              <w:t>Inventory management</w:t>
-            </w:r>
-          </w:p>
-          <w:p>
-            <w:pPr>
-              <w:pStyle w:val="ListBullet"/>
-            </w:pPr>
-            <w:r>
-              <w:t>Fresh front-end d</w:t>
-            </w:r>
-            <w:r>
-              <w:t>e</w:t>
-            </w:r>
-            <w:r>
-              <w:t>veloper</w:t>
-            </w:r>
+              <w:numPr>
+                <w:ilvl w:val="0"/>
+                <w:numId w:val="0"/>
+              </w:numPr>
+              <w:ind w:left="498"/>
+            </w:pPr>
           </w:p>
           <w:p>
             <w:pPr>
@@ -2321,6 +2461,119 @@
     </w:pict>
   </w:numPicBullet>
   <w:abstractNum w:abstractNumId="0" w15:restartNumberingAfterBreak="0">
+    <w:nsid w:val="001009CA"/>
+    <w:multiLevelType w:val="hybridMultilevel"/>
+    <w:tmpl w:val="7EFAD5FA"/>
+    <w:lvl w:ilvl="0" w:tplc="04020001">
+      <w:start w:val="1"/>
+      <w:numFmt w:val="bullet"/>
+      <w:lvlText w:val=""/>
+      <w:lvlJc w:val="left"/>
+      <w:pPr>
+        <w:ind w:left="1272" w:hanging="360"/>
+      </w:pPr>
+      <w:rPr>
+        <w:rFonts w:ascii="Symbol" w:hAnsi="Symbol" w:hint="default"/>
+      </w:rPr>
+    </w:lvl>
+    <w:lvl w:ilvl="1" w:tplc="04020003" w:tentative="1">
+      <w:start w:val="1"/>
+      <w:numFmt w:val="bullet"/>
+      <w:lvlText w:val="o"/>
+      <w:lvlJc w:val="left"/>
+      <w:pPr>
+        <w:ind w:left="1992" w:hanging="360"/>
+      </w:pPr>
+      <w:rPr>
+        <w:rFonts w:ascii="Courier New" w:hAnsi="Courier New" w:cs="Courier New" w:hint="default"/>
+      </w:rPr>
+    </w:lvl>
+    <w:lvl w:ilvl="2" w:tplc="04020005" w:tentative="1">
+      <w:start w:val="1"/>
+      <w:numFmt w:val="bullet"/>
+      <w:lvlText w:val=""/>
+      <w:lvlJc w:val="left"/>
+      <w:pPr>
+        <w:ind w:left="2712" w:hanging="360"/>
+      </w:pPr>
+      <w:rPr>
+        <w:rFonts w:ascii="Wingdings" w:hAnsi="Wingdings" w:hint="default"/>
+      </w:rPr>
+    </w:lvl>
+    <w:lvl w:ilvl="3" w:tplc="04020001" w:tentative="1">
+      <w:start w:val="1"/>
+      <w:numFmt w:val="bullet"/>
+      <w:lvlText w:val=""/>
+      <w:lvlJc w:val="left"/>
+      <w:pPr>
+        <w:ind w:left="3432" w:hanging="360"/>
+      </w:pPr>
+      <w:rPr>
+        <w:rFonts w:ascii="Symbol" w:hAnsi="Symbol" w:hint="default"/>
+      </w:rPr>
+    </w:lvl>
+    <w:lvl w:ilvl="4" w:tplc="04020003" w:tentative="1">
+      <w:start w:val="1"/>
+      <w:numFmt w:val="bullet"/>
+      <w:lvlText w:val="o"/>
+      <w:lvlJc w:val="left"/>
+      <w:pPr>
+        <w:ind w:left="4152" w:hanging="360"/>
+      </w:pPr>
+      <w:rPr>
+        <w:rFonts w:ascii="Courier New" w:hAnsi="Courier New" w:cs="Courier New" w:hint="default"/>
+      </w:rPr>
+    </w:lvl>
+    <w:lvl w:ilvl="5" w:tplc="04020005" w:tentative="1">
+      <w:start w:val="1"/>
+      <w:numFmt w:val="bullet"/>
+      <w:lvlText w:val=""/>
+      <w:lvlJc w:val="left"/>
+      <w:pPr>
+        <w:ind w:left="4872" w:hanging="360"/>
+      </w:pPr>
+      <w:rPr>
+        <w:rFonts w:ascii="Wingdings" w:hAnsi="Wingdings" w:hint="default"/>
+      </w:rPr>
+    </w:lvl>
+    <w:lvl w:ilvl="6" w:tplc="04020001" w:tentative="1">
+      <w:start w:val="1"/>
+      <w:numFmt w:val="bullet"/>
+      <w:lvlText w:val=""/>
+      <w:lvlJc w:val="left"/>
+      <w:pPr>
+        <w:ind w:left="5592" w:hanging="360"/>
+      </w:pPr>
+      <w:rPr>
+        <w:rFonts w:ascii="Symbol" w:hAnsi="Symbol" w:hint="default"/>
+      </w:rPr>
+    </w:lvl>
+    <w:lvl w:ilvl="7" w:tplc="04020003" w:tentative="1">
+      <w:start w:val="1"/>
+      <w:numFmt w:val="bullet"/>
+      <w:lvlText w:val="o"/>
+      <w:lvlJc w:val="left"/>
+      <w:pPr>
+        <w:ind w:left="6312" w:hanging="360"/>
+      </w:pPr>
+      <w:rPr>
+        <w:rFonts w:ascii="Courier New" w:hAnsi="Courier New" w:cs="Courier New" w:hint="default"/>
+      </w:rPr>
+    </w:lvl>
+    <w:lvl w:ilvl="8" w:tplc="04020005" w:tentative="1">
+      <w:start w:val="1"/>
+      <w:numFmt w:val="bullet"/>
+      <w:lvlText w:val=""/>
+      <w:lvlJc w:val="left"/>
+      <w:pPr>
+        <w:ind w:left="7032" w:hanging="360"/>
+      </w:pPr>
+      <w:rPr>
+        <w:rFonts w:ascii="Wingdings" w:hAnsi="Wingdings" w:hint="default"/>
+      </w:rPr>
+    </w:lvl>
+  </w:abstractNum>
+  <w:abstractNum w:abstractNumId="1" w15:restartNumberingAfterBreak="0">
     <w:nsid w:val="02651E18"/>
     <w:multiLevelType w:val="hybridMultilevel"/>
     <w:tmpl w:val="DC8EF1C0"/>
@@ -2434,7 +2687,7 @@
       </w:rPr>
     </w:lvl>
   </w:abstractNum>
-  <w:abstractNum w:abstractNumId="1" w15:restartNumberingAfterBreak="0">
+  <w:abstractNum w:abstractNumId="2" w15:restartNumberingAfterBreak="0">
     <w:nsid w:val="05151690"/>
     <w:multiLevelType w:val="hybridMultilevel"/>
     <w:tmpl w:val="AE9AC1C6"/>
@@ -2547,7 +2800,120 @@
       </w:rPr>
     </w:lvl>
   </w:abstractNum>
-  <w:abstractNum w:abstractNumId="2" w15:restartNumberingAfterBreak="0">
+  <w:abstractNum w:abstractNumId="3" w15:restartNumberingAfterBreak="0">
+    <w:nsid w:val="0AD54BA8"/>
+    <w:multiLevelType w:val="hybridMultilevel"/>
+    <w:tmpl w:val="7E42150C"/>
+    <w:lvl w:ilvl="0" w:tplc="04020001">
+      <w:start w:val="1"/>
+      <w:numFmt w:val="bullet"/>
+      <w:lvlText w:val=""/>
+      <w:lvlJc w:val="left"/>
+      <w:pPr>
+        <w:ind w:left="720" w:hanging="360"/>
+      </w:pPr>
+      <w:rPr>
+        <w:rFonts w:ascii="Symbol" w:hAnsi="Symbol" w:hint="default"/>
+      </w:rPr>
+    </w:lvl>
+    <w:lvl w:ilvl="1" w:tplc="04020003" w:tentative="1">
+      <w:start w:val="1"/>
+      <w:numFmt w:val="bullet"/>
+      <w:lvlText w:val="o"/>
+      <w:lvlJc w:val="left"/>
+      <w:pPr>
+        <w:ind w:left="1440" w:hanging="360"/>
+      </w:pPr>
+      <w:rPr>
+        <w:rFonts w:ascii="Courier New" w:hAnsi="Courier New" w:cs="Courier New" w:hint="default"/>
+      </w:rPr>
+    </w:lvl>
+    <w:lvl w:ilvl="2" w:tplc="04020005" w:tentative="1">
+      <w:start w:val="1"/>
+      <w:numFmt w:val="bullet"/>
+      <w:lvlText w:val=""/>
+      <w:lvlJc w:val="left"/>
+      <w:pPr>
+        <w:ind w:left="2160" w:hanging="360"/>
+      </w:pPr>
+      <w:rPr>
+        <w:rFonts w:ascii="Wingdings" w:hAnsi="Wingdings" w:hint="default"/>
+      </w:rPr>
+    </w:lvl>
+    <w:lvl w:ilvl="3" w:tplc="04020001" w:tentative="1">
+      <w:start w:val="1"/>
+      <w:numFmt w:val="bullet"/>
+      <w:lvlText w:val=""/>
+      <w:lvlJc w:val="left"/>
+      <w:pPr>
+        <w:ind w:left="2880" w:hanging="360"/>
+      </w:pPr>
+      <w:rPr>
+        <w:rFonts w:ascii="Symbol" w:hAnsi="Symbol" w:hint="default"/>
+      </w:rPr>
+    </w:lvl>
+    <w:lvl w:ilvl="4" w:tplc="04020003" w:tentative="1">
+      <w:start w:val="1"/>
+      <w:numFmt w:val="bullet"/>
+      <w:lvlText w:val="o"/>
+      <w:lvlJc w:val="left"/>
+      <w:pPr>
+        <w:ind w:left="3600" w:hanging="360"/>
+      </w:pPr>
+      <w:rPr>
+        <w:rFonts w:ascii="Courier New" w:hAnsi="Courier New" w:cs="Courier New" w:hint="default"/>
+      </w:rPr>
+    </w:lvl>
+    <w:lvl w:ilvl="5" w:tplc="04020005" w:tentative="1">
+      <w:start w:val="1"/>
+      <w:numFmt w:val="bullet"/>
+      <w:lvlText w:val=""/>
+      <w:lvlJc w:val="left"/>
+      <w:pPr>
+        <w:ind w:left="4320" w:hanging="360"/>
+      </w:pPr>
+      <w:rPr>
+        <w:rFonts w:ascii="Wingdings" w:hAnsi="Wingdings" w:hint="default"/>
+      </w:rPr>
+    </w:lvl>
+    <w:lvl w:ilvl="6" w:tplc="04020001" w:tentative="1">
+      <w:start w:val="1"/>
+      <w:numFmt w:val="bullet"/>
+      <w:lvlText w:val=""/>
+      <w:lvlJc w:val="left"/>
+      <w:pPr>
+        <w:ind w:left="5040" w:hanging="360"/>
+      </w:pPr>
+      <w:rPr>
+        <w:rFonts w:ascii="Symbol" w:hAnsi="Symbol" w:hint="default"/>
+      </w:rPr>
+    </w:lvl>
+    <w:lvl w:ilvl="7" w:tplc="04020003" w:tentative="1">
+      <w:start w:val="1"/>
+      <w:numFmt w:val="bullet"/>
+      <w:lvlText w:val="o"/>
+      <w:lvlJc w:val="left"/>
+      <w:pPr>
+        <w:ind w:left="5760" w:hanging="360"/>
+      </w:pPr>
+      <w:rPr>
+        <w:rFonts w:ascii="Courier New" w:hAnsi="Courier New" w:cs="Courier New" w:hint="default"/>
+      </w:rPr>
+    </w:lvl>
+    <w:lvl w:ilvl="8" w:tplc="04020005" w:tentative="1">
+      <w:start w:val="1"/>
+      <w:numFmt w:val="bullet"/>
+      <w:lvlText w:val=""/>
+      <w:lvlJc w:val="left"/>
+      <w:pPr>
+        <w:ind w:left="6480" w:hanging="360"/>
+      </w:pPr>
+      <w:rPr>
+        <w:rFonts w:ascii="Wingdings" w:hAnsi="Wingdings" w:hint="default"/>
+      </w:rPr>
+    </w:lvl>
+  </w:abstractNum>
+  <w:abstractNum w:abstractNumId="4" w15:restartNumberingAfterBreak="0">
     <w:nsid w:val="0FAE27A0"/>
     <w:multiLevelType w:val="hybridMultilevel"/>
     <w:tmpl w:val="88F0E214"/>
@@ -2635,7 +3001,7 @@
       </w:pPr>
     </w:lvl>
   </w:abstractNum>
-  <w:abstractNum w:abstractNumId="3" w15:restartNumberingAfterBreak="0">
+  <w:abstractNum w:abstractNumId="5" w15:restartNumberingAfterBreak="0">
     <w:nsid w:val="1CEB1EF1"/>
     <w:multiLevelType w:val="hybridMultilevel"/>
     <w:tmpl w:val="74762C2A"/>
@@ -2748,7 +3114,7 @@
       </w:rPr>
     </w:lvl>
   </w:abstractNum>
-  <w:abstractNum w:abstractNumId="4" w15:restartNumberingAfterBreak="0">
+  <w:abstractNum w:abstractNumId="6" w15:restartNumberingAfterBreak="0">
     <w:nsid w:val="24D82812"/>
     <w:multiLevelType w:val="hybridMultilevel"/>
     <w:tmpl w:val="DE4822C6"/>
@@ -2861,7 +3227,7 @@
       </w:rPr>
     </w:lvl>
   </w:abstractNum>
-  <w:abstractNum w:abstractNumId="5" w15:restartNumberingAfterBreak="0">
+  <w:abstractNum w:abstractNumId="7" w15:restartNumberingAfterBreak="0">
     <w:nsid w:val="25B010FB"/>
     <w:multiLevelType w:val="hybridMultilevel"/>
     <w:tmpl w:val="5CF0D04A"/>
@@ -2974,7 +3340,120 @@
       </w:rPr>
     </w:lvl>
   </w:abstractNum>
-  <w:abstractNum w:abstractNumId="6" w15:restartNumberingAfterBreak="0">
+  <w:abstractNum w:abstractNumId="8" w15:restartNumberingAfterBreak="0">
+    <w:nsid w:val="2DF01321"/>
+    <w:multiLevelType w:val="hybridMultilevel"/>
+    <w:tmpl w:val="03C03BC8"/>
+    <w:lvl w:ilvl="0" w:tplc="04020001">
+      <w:start w:val="1"/>
+      <w:numFmt w:val="bullet"/>
+      <w:lvlText w:val=""/>
+      <w:lvlJc w:val="left"/>
+      <w:pPr>
+        <w:ind w:left="996" w:hanging="360"/>
+      </w:pPr>
+      <w:rPr>
+        <w:rFonts w:ascii="Symbol" w:hAnsi="Symbol" w:hint="default"/>
+      </w:rPr>
+    </w:lvl>
+    <w:lvl w:ilvl="1" w:tplc="04020003" w:tentative="1">
+      <w:start w:val="1"/>
+      <w:numFmt w:val="bullet"/>
+      <w:lvlText w:val="o"/>
+      <w:lvlJc w:val="left"/>
+      <w:pPr>
+        <w:ind w:left="1716" w:hanging="360"/>
+      </w:pPr>
+      <w:rPr>
+        <w:rFonts w:ascii="Courier New" w:hAnsi="Courier New" w:cs="Courier New" w:hint="default"/>
+      </w:rPr>
+    </w:lvl>
+    <w:lvl w:ilvl="2" w:tplc="04020005" w:tentative="1">
+      <w:start w:val="1"/>
+      <w:numFmt w:val="bullet"/>
+      <w:lvlText w:val=""/>
+      <w:lvlJc w:val="left"/>
+      <w:pPr>
+        <w:ind w:left="2436" w:hanging="360"/>
+      </w:pPr>
+      <w:rPr>
+        <w:rFonts w:ascii="Wingdings" w:hAnsi="Wingdings" w:hint="default"/>
+      </w:rPr>
+    </w:lvl>
+    <w:lvl w:ilvl="3" w:tplc="04020001" w:tentative="1">
+      <w:start w:val="1"/>
+      <w:numFmt w:val="bullet"/>
+      <w:lvlText w:val=""/>
+      <w:lvlJc w:val="left"/>
+      <w:pPr>
+        <w:ind w:left="3156" w:hanging="360"/>
+      </w:pPr>
+      <w:rPr>
+        <w:rFonts w:ascii="Symbol" w:hAnsi="Symbol" w:hint="default"/>
+      </w:rPr>
+    </w:lvl>
+    <w:lvl w:ilvl="4" w:tplc="04020003" w:tentative="1">
+      <w:start w:val="1"/>
+      <w:numFmt w:val="bullet"/>
+      <w:lvlText w:val="o"/>
+      <w:lvlJc w:val="left"/>
+      <w:pPr>
+        <w:ind w:left="3876" w:hanging="360"/>
+      </w:pPr>
+      <w:rPr>
+        <w:rFonts w:ascii="Courier New" w:hAnsi="Courier New" w:cs="Courier New" w:hint="default"/>
+      </w:rPr>
+    </w:lvl>
+    <w:lvl w:ilvl="5" w:tplc="04020005" w:tentative="1">
+      <w:start w:val="1"/>
+      <w:numFmt w:val="bullet"/>
+      <w:lvlText w:val=""/>
+      <w:lvlJc w:val="left"/>
+      <w:pPr>
+        <w:ind w:left="4596" w:hanging="360"/>
+      </w:pPr>
+      <w:rPr>
+        <w:rFonts w:ascii="Wingdings" w:hAnsi="Wingdings" w:hint="default"/>
+      </w:rPr>
+    </w:lvl>
+    <w:lvl w:ilvl="6" w:tplc="04020001" w:tentative="1">
+      <w:start w:val="1"/>
+      <w:numFmt w:val="bullet"/>
+      <w:lvlText w:val=""/>
+      <w:lvlJc w:val="left"/>
+      <w:pPr>
+        <w:ind w:left="5316" w:hanging="360"/>
+      </w:pPr>
+      <w:rPr>
+        <w:rFonts w:ascii="Symbol" w:hAnsi="Symbol" w:hint="default"/>
+      </w:rPr>
+    </w:lvl>
+    <w:lvl w:ilvl="7" w:tplc="04020003" w:tentative="1">
+      <w:start w:val="1"/>
+      <w:numFmt w:val="bullet"/>
+      <w:lvlText w:val="o"/>
+      <w:lvlJc w:val="left"/>
+      <w:pPr>
+        <w:ind w:left="6036" w:hanging="360"/>
+      </w:pPr>
+      <w:rPr>
+        <w:rFonts w:ascii="Courier New" w:hAnsi="Courier New" w:cs="Courier New" w:hint="default"/>
+      </w:rPr>
+    </w:lvl>
+    <w:lvl w:ilvl="8" w:tplc="04020005" w:tentative="1">
+      <w:start w:val="1"/>
+      <w:numFmt w:val="bullet"/>
+      <w:lvlText w:val=""/>
+      <w:lvlJc w:val="left"/>
+      <w:pPr>
+        <w:ind w:left="6756" w:hanging="360"/>
+      </w:pPr>
+      <w:rPr>
+        <w:rFonts w:ascii="Wingdings" w:hAnsi="Wingdings" w:hint="default"/>
+      </w:rPr>
+    </w:lvl>
+  </w:abstractNum>
+  <w:abstractNum w:abstractNumId="9" w15:restartNumberingAfterBreak="0">
     <w:nsid w:val="308F2054"/>
     <w:multiLevelType w:val="hybridMultilevel"/>
     <w:tmpl w:val="BBF8ADCC"/>
@@ -3087,7 +3566,120 @@
       </w:rPr>
     </w:lvl>
   </w:abstractNum>
-  <w:abstractNum w:abstractNumId="7" w15:restartNumberingAfterBreak="0">
+  <w:abstractNum w:abstractNumId="10" w15:restartNumberingAfterBreak="0">
+    <w:nsid w:val="322C0A67"/>
+    <w:multiLevelType w:val="hybridMultilevel"/>
+    <w:tmpl w:val="7D742DE0"/>
+    <w:lvl w:ilvl="0" w:tplc="04020001">
+      <w:start w:val="1"/>
+      <w:numFmt w:val="bullet"/>
+      <w:lvlText w:val=""/>
+      <w:lvlJc w:val="left"/>
+      <w:pPr>
+        <w:ind w:left="720" w:hanging="360"/>
+      </w:pPr>
+      <w:rPr>
+        <w:rFonts w:ascii="Symbol" w:hAnsi="Symbol" w:hint="default"/>
+      </w:rPr>
+    </w:lvl>
+    <w:lvl w:ilvl="1" w:tplc="04020003" w:tentative="1">
+      <w:start w:val="1"/>
+      <w:numFmt w:val="bullet"/>
+      <w:lvlText w:val="o"/>
+      <w:lvlJc w:val="left"/>
+      <w:pPr>
+        <w:ind w:left="1440" w:hanging="360"/>
+      </w:pPr>
+      <w:rPr>
+        <w:rFonts w:ascii="Courier New" w:hAnsi="Courier New" w:cs="Courier New" w:hint="default"/>
+      </w:rPr>
+    </w:lvl>
+    <w:lvl w:ilvl="2" w:tplc="04020005" w:tentative="1">
+      <w:start w:val="1"/>
+      <w:numFmt w:val="bullet"/>
+      <w:lvlText w:val=""/>
+      <w:lvlJc w:val="left"/>
+      <w:pPr>
+        <w:ind w:left="2160" w:hanging="360"/>
+      </w:pPr>
+      <w:rPr>
+        <w:rFonts w:ascii="Wingdings" w:hAnsi="Wingdings" w:hint="default"/>
+      </w:rPr>
+    </w:lvl>
+    <w:lvl w:ilvl="3" w:tplc="04020001" w:tentative="1">
+      <w:start w:val="1"/>
+      <w:numFmt w:val="bullet"/>
+      <w:lvlText w:val=""/>
+      <w:lvlJc w:val="left"/>
+      <w:pPr>
+        <w:ind w:left="2880" w:hanging="360"/>
+      </w:pPr>
+      <w:rPr>
+        <w:rFonts w:ascii="Symbol" w:hAnsi="Symbol" w:hint="default"/>
+      </w:rPr>
+    </w:lvl>
+    <w:lvl w:ilvl="4" w:tplc="04020003" w:tentative="1">
+      <w:start w:val="1"/>
+      <w:numFmt w:val="bullet"/>
+      <w:lvlText w:val="o"/>
+      <w:lvlJc w:val="left"/>
+      <w:pPr>
+        <w:ind w:left="3600" w:hanging="360"/>
+      </w:pPr>
+      <w:rPr>
+        <w:rFonts w:ascii="Courier New" w:hAnsi="Courier New" w:cs="Courier New" w:hint="default"/>
+      </w:rPr>
+    </w:lvl>
+    <w:lvl w:ilvl="5" w:tplc="04020005" w:tentative="1">
+      <w:start w:val="1"/>
+      <w:numFmt w:val="bullet"/>
+      <w:lvlText w:val=""/>
+      <w:lvlJc w:val="left"/>
+      <w:pPr>
+        <w:ind w:left="4320" w:hanging="360"/>
+      </w:pPr>
+      <w:rPr>
+        <w:rFonts w:ascii="Wingdings" w:hAnsi="Wingdings" w:hint="default"/>
+      </w:rPr>
+    </w:lvl>
+    <w:lvl w:ilvl="6" w:tplc="04020001" w:tentative="1">
+      <w:start w:val="1"/>
+      <w:numFmt w:val="bullet"/>
+      <w:lvlText w:val=""/>
+      <w:lvlJc w:val="left"/>
+      <w:pPr>
+        <w:ind w:left="5040" w:hanging="360"/>
+      </w:pPr>
+      <w:rPr>
+        <w:rFonts w:ascii="Symbol" w:hAnsi="Symbol" w:hint="default"/>
+      </w:rPr>
+    </w:lvl>
+    <w:lvl w:ilvl="7" w:tplc="04020003" w:tentative="1">
+      <w:start w:val="1"/>
+      <w:numFmt w:val="bullet"/>
+      <w:lvlText w:val="o"/>
+      <w:lvlJc w:val="left"/>
+      <w:pPr>
+        <w:ind w:left="5760" w:hanging="360"/>
+      </w:pPr>
+      <w:rPr>
+        <w:rFonts w:ascii="Courier New" w:hAnsi="Courier New" w:cs="Courier New" w:hint="default"/>
+      </w:rPr>
+    </w:lvl>
+    <w:lvl w:ilvl="8" w:tplc="04020005" w:tentative="1">
+      <w:start w:val="1"/>
+      <w:numFmt w:val="bullet"/>
+      <w:lvlText w:val=""/>
+      <w:lvlJc w:val="left"/>
+      <w:pPr>
+        <w:ind w:left="6480" w:hanging="360"/>
+      </w:pPr>
+      <w:rPr>
+        <w:rFonts w:ascii="Wingdings" w:hAnsi="Wingdings" w:hint="default"/>
+      </w:rPr>
+    </w:lvl>
+  </w:abstractNum>
+  <w:abstractNum w:abstractNumId="11" w15:restartNumberingAfterBreak="0">
     <w:nsid w:val="359D7F31"/>
     <w:multiLevelType w:val="hybridMultilevel"/>
     <w:tmpl w:val="AC3294D6"/>
@@ -3200,7 +3792,7 @@
       </w:rPr>
     </w:lvl>
   </w:abstractNum>
-  <w:abstractNum w:abstractNumId="8" w15:restartNumberingAfterBreak="0">
+  <w:abstractNum w:abstractNumId="12" w15:restartNumberingAfterBreak="0">
     <w:nsid w:val="38C17B84"/>
     <w:multiLevelType w:val="hybridMultilevel"/>
     <w:tmpl w:val="9E48E018"/>
@@ -3313,7 +3905,120 @@
       </w:rPr>
     </w:lvl>
   </w:abstractNum>
-  <w:abstractNum w:abstractNumId="9" w15:restartNumberingAfterBreak="0">
+  <w:abstractNum w:abstractNumId="13" w15:restartNumberingAfterBreak="0">
+    <w:nsid w:val="43316A87"/>
+    <w:multiLevelType w:val="hybridMultilevel"/>
+    <w:tmpl w:val="FA369970"/>
+    <w:lvl w:ilvl="0" w:tplc="04020001">
+      <w:start w:val="1"/>
+      <w:numFmt w:val="bullet"/>
+      <w:lvlText w:val=""/>
+      <w:lvlJc w:val="left"/>
+      <w:pPr>
+        <w:ind w:left="720" w:hanging="360"/>
+      </w:pPr>
+      <w:rPr>
+        <w:rFonts w:ascii="Symbol" w:hAnsi="Symbol" w:hint="default"/>
+      </w:rPr>
+    </w:lvl>
+    <w:lvl w:ilvl="1" w:tplc="04020003" w:tentative="1">
+      <w:start w:val="1"/>
+      <w:numFmt w:val="bullet"/>
+      <w:lvlText w:val="o"/>
+      <w:lvlJc w:val="left"/>
+      <w:pPr>
+        <w:ind w:left="1440" w:hanging="360"/>
+      </w:pPr>
+      <w:rPr>
+        <w:rFonts w:ascii="Courier New" w:hAnsi="Courier New" w:cs="Courier New" w:hint="default"/>
+      </w:rPr>
+    </w:lvl>
+    <w:lvl w:ilvl="2" w:tplc="04020005" w:tentative="1">
+      <w:start w:val="1"/>
+      <w:numFmt w:val="bullet"/>
+      <w:lvlText w:val=""/>
+      <w:lvlJc w:val="left"/>
+      <w:pPr>
+        <w:ind w:left="2160" w:hanging="360"/>
+      </w:pPr>
+      <w:rPr>
+        <w:rFonts w:ascii="Wingdings" w:hAnsi="Wingdings" w:hint="default"/>
+      </w:rPr>
+    </w:lvl>
+    <w:lvl w:ilvl="3" w:tplc="04020001" w:tentative="1">
+      <w:start w:val="1"/>
+      <w:numFmt w:val="bullet"/>
+      <w:lvlText w:val=""/>
+      <w:lvlJc w:val="left"/>
+      <w:pPr>
+        <w:ind w:left="2880" w:hanging="360"/>
+      </w:pPr>
+      <w:rPr>
+        <w:rFonts w:ascii="Symbol" w:hAnsi="Symbol" w:hint="default"/>
+      </w:rPr>
+    </w:lvl>
+    <w:lvl w:ilvl="4" w:tplc="04020003" w:tentative="1">
+      <w:start w:val="1"/>
+      <w:numFmt w:val="bullet"/>
+      <w:lvlText w:val="o"/>
+      <w:lvlJc w:val="left"/>
+      <w:pPr>
+        <w:ind w:left="3600" w:hanging="360"/>
+      </w:pPr>
+      <w:rPr>
+        <w:rFonts w:ascii="Courier New" w:hAnsi="Courier New" w:cs="Courier New" w:hint="default"/>
+      </w:rPr>
+    </w:lvl>
+    <w:lvl w:ilvl="5" w:tplc="04020005" w:tentative="1">
+      <w:start w:val="1"/>
+      <w:numFmt w:val="bullet"/>
+      <w:lvlText w:val=""/>
+      <w:lvlJc w:val="left"/>
+      <w:pPr>
+        <w:ind w:left="4320" w:hanging="360"/>
+      </w:pPr>
+      <w:rPr>
+        <w:rFonts w:ascii="Wingdings" w:hAnsi="Wingdings" w:hint="default"/>
+      </w:rPr>
+    </w:lvl>
+    <w:lvl w:ilvl="6" w:tplc="04020001" w:tentative="1">
+      <w:start w:val="1"/>
+      <w:numFmt w:val="bullet"/>
+      <w:lvlText w:val=""/>
+      <w:lvlJc w:val="left"/>
+      <w:pPr>
+        <w:ind w:left="5040" w:hanging="360"/>
+      </w:pPr>
+      <w:rPr>
+        <w:rFonts w:ascii="Symbol" w:hAnsi="Symbol" w:hint="default"/>
+      </w:rPr>
+    </w:lvl>
+    <w:lvl w:ilvl="7" w:tplc="04020003" w:tentative="1">
+      <w:start w:val="1"/>
+      <w:numFmt w:val="bullet"/>
+      <w:lvlText w:val="o"/>
+      <w:lvlJc w:val="left"/>
+      <w:pPr>
+        <w:ind w:left="5760" w:hanging="360"/>
+      </w:pPr>
+      <w:rPr>
+        <w:rFonts w:ascii="Courier New" w:hAnsi="Courier New" w:cs="Courier New" w:hint="default"/>
+      </w:rPr>
+    </w:lvl>
+    <w:lvl w:ilvl="8" w:tplc="04020005" w:tentative="1">
+      <w:start w:val="1"/>
+      <w:numFmt w:val="bullet"/>
+      <w:lvlText w:val=""/>
+      <w:lvlJc w:val="left"/>
+      <w:pPr>
+        <w:ind w:left="6480" w:hanging="360"/>
+      </w:pPr>
+      <w:rPr>
+        <w:rFonts w:ascii="Wingdings" w:hAnsi="Wingdings" w:hint="default"/>
+      </w:rPr>
+    </w:lvl>
+  </w:abstractNum>
+  <w:abstractNum w:abstractNumId="14" w15:restartNumberingAfterBreak="0">
     <w:nsid w:val="486874F5"/>
     <w:multiLevelType w:val="hybridMultilevel"/>
     <w:tmpl w:val="3BE6450E"/>
@@ -3426,7 +4131,7 @@
       </w:rPr>
     </w:lvl>
   </w:abstractNum>
-  <w:abstractNum w:abstractNumId="10" w15:restartNumberingAfterBreak="0">
+  <w:abstractNum w:abstractNumId="15" w15:restartNumberingAfterBreak="0">
     <w:nsid w:val="4B123AF0"/>
     <w:multiLevelType w:val="hybridMultilevel"/>
     <w:tmpl w:val="87122EBC"/>
@@ -3539,7 +4244,7 @@
       </w:rPr>
     </w:lvl>
   </w:abstractNum>
-  <w:abstractNum w:abstractNumId="11" w15:restartNumberingAfterBreak="0">
+  <w:abstractNum w:abstractNumId="16" w15:restartNumberingAfterBreak="0">
     <w:nsid w:val="4DBC6910"/>
     <w:multiLevelType w:val="hybridMultilevel"/>
     <w:tmpl w:val="965A6180"/>
@@ -3652,7 +4357,7 @@
       </w:rPr>
     </w:lvl>
   </w:abstractNum>
-  <w:abstractNum w:abstractNumId="12" w15:restartNumberingAfterBreak="0">
+  <w:abstractNum w:abstractNumId="17" w15:restartNumberingAfterBreak="0">
     <w:nsid w:val="4E054A5F"/>
     <w:multiLevelType w:val="hybridMultilevel"/>
     <w:tmpl w:val="CDCC9B52"/>
@@ -3765,7 +4470,7 @@
       </w:rPr>
     </w:lvl>
   </w:abstractNum>
-  <w:abstractNum w:abstractNumId="13" w15:restartNumberingAfterBreak="0">
+  <w:abstractNum w:abstractNumId="18" w15:restartNumberingAfterBreak="0">
     <w:nsid w:val="4E490734"/>
     <w:multiLevelType w:val="hybridMultilevel"/>
     <w:tmpl w:val="2BB88B94"/>
@@ -3878,7 +4583,120 @@
       </w:rPr>
     </w:lvl>
   </w:abstractNum>
-  <w:abstractNum w:abstractNumId="14" w15:restartNumberingAfterBreak="0">
+  <w:abstractNum w:abstractNumId="19" w15:restartNumberingAfterBreak="0">
+    <w:nsid w:val="53D260A7"/>
+    <w:multiLevelType w:val="hybridMultilevel"/>
+    <w:tmpl w:val="424CE152"/>
+    <w:lvl w:ilvl="0" w:tplc="04020001">
+      <w:start w:val="1"/>
+      <w:numFmt w:val="bullet"/>
+      <w:lvlText w:val=""/>
+      <w:lvlJc w:val="left"/>
+      <w:pPr>
+        <w:ind w:left="720" w:hanging="360"/>
+      </w:pPr>
+      <w:rPr>
+        <w:rFonts w:ascii="Symbol" w:hAnsi="Symbol" w:hint="default"/>
+      </w:rPr>
+    </w:lvl>
+    <w:lvl w:ilvl="1" w:tplc="04020003" w:tentative="1">
+      <w:start w:val="1"/>
+      <w:numFmt w:val="bullet"/>
+      <w:lvlText w:val="o"/>
+      <w:lvlJc w:val="left"/>
+      <w:pPr>
+        <w:ind w:left="1440" w:hanging="360"/>
+      </w:pPr>
+      <w:rPr>
+        <w:rFonts w:ascii="Courier New" w:hAnsi="Courier New" w:cs="Courier New" w:hint="default"/>
+      </w:rPr>
+    </w:lvl>
+    <w:lvl w:ilvl="2" w:tplc="04020005" w:tentative="1">
+      <w:start w:val="1"/>
+      <w:numFmt w:val="bullet"/>
+      <w:lvlText w:val=""/>
+      <w:lvlJc w:val="left"/>
+      <w:pPr>
+        <w:ind w:left="2160" w:hanging="360"/>
+      </w:pPr>
+      <w:rPr>
+        <w:rFonts w:ascii="Wingdings" w:hAnsi="Wingdings" w:hint="default"/>
+      </w:rPr>
+    </w:lvl>
+    <w:lvl w:ilvl="3" w:tplc="04020001" w:tentative="1">
+      <w:start w:val="1"/>
+      <w:numFmt w:val="bullet"/>
+      <w:lvlText w:val=""/>
+      <w:lvlJc w:val="left"/>
+      <w:pPr>
+        <w:ind w:left="2880" w:hanging="360"/>
+      </w:pPr>
+      <w:rPr>
+        <w:rFonts w:ascii="Symbol" w:hAnsi="Symbol" w:hint="default"/>
+      </w:rPr>
+    </w:lvl>
+    <w:lvl w:ilvl="4" w:tplc="04020003" w:tentative="1">
+      <w:start w:val="1"/>
+      <w:numFmt w:val="bullet"/>
+      <w:lvlText w:val="o"/>
+      <w:lvlJc w:val="left"/>
+      <w:pPr>
+        <w:ind w:left="3600" w:hanging="360"/>
+      </w:pPr>
+      <w:rPr>
+        <w:rFonts w:ascii="Courier New" w:hAnsi="Courier New" w:cs="Courier New" w:hint="default"/>
+      </w:rPr>
+    </w:lvl>
+    <w:lvl w:ilvl="5" w:tplc="04020005" w:tentative="1">
+      <w:start w:val="1"/>
+      <w:numFmt w:val="bullet"/>
+      <w:lvlText w:val=""/>
+      <w:lvlJc w:val="left"/>
+      <w:pPr>
+        <w:ind w:left="4320" w:hanging="360"/>
+      </w:pPr>
+      <w:rPr>
+        <w:rFonts w:ascii="Wingdings" w:hAnsi="Wingdings" w:hint="default"/>
+      </w:rPr>
+    </w:lvl>
+    <w:lvl w:ilvl="6" w:tplc="04020001" w:tentative="1">
+      <w:start w:val="1"/>
+      <w:numFmt w:val="bullet"/>
+      <w:lvlText w:val=""/>
+      <w:lvlJc w:val="left"/>
+      <w:pPr>
+        <w:ind w:left="5040" w:hanging="360"/>
+      </w:pPr>
+      <w:rPr>
+        <w:rFonts w:ascii="Symbol" w:hAnsi="Symbol" w:hint="default"/>
+      </w:rPr>
+    </w:lvl>
+    <w:lvl w:ilvl="7" w:tplc="04020003" w:tentative="1">
+      <w:start w:val="1"/>
+      <w:numFmt w:val="bullet"/>
+      <w:lvlText w:val="o"/>
+      <w:lvlJc w:val="left"/>
+      <w:pPr>
+        <w:ind w:left="5760" w:hanging="360"/>
+      </w:pPr>
+      <w:rPr>
+        <w:rFonts w:ascii="Courier New" w:hAnsi="Courier New" w:cs="Courier New" w:hint="default"/>
+      </w:rPr>
+    </w:lvl>
+    <w:lvl w:ilvl="8" w:tplc="04020005" w:tentative="1">
+      <w:start w:val="1"/>
+      <w:numFmt w:val="bullet"/>
+      <w:lvlText w:val=""/>
+      <w:lvlJc w:val="left"/>
+      <w:pPr>
+        <w:ind w:left="6480" w:hanging="360"/>
+      </w:pPr>
+      <w:rPr>
+        <w:rFonts w:ascii="Wingdings" w:hAnsi="Wingdings" w:hint="default"/>
+      </w:rPr>
+    </w:lvl>
+  </w:abstractNum>
+  <w:abstractNum w:abstractNumId="20" w15:restartNumberingAfterBreak="0">
     <w:nsid w:val="5EDF616A"/>
     <w:multiLevelType w:val="hybridMultilevel"/>
     <w:tmpl w:val="6F6AB87E"/>
@@ -3991,7 +4809,7 @@
       </w:rPr>
     </w:lvl>
   </w:abstractNum>
-  <w:abstractNum w:abstractNumId="15" w15:restartNumberingAfterBreak="0">
+  <w:abstractNum w:abstractNumId="21" w15:restartNumberingAfterBreak="0">
     <w:nsid w:val="5EE4117B"/>
     <w:multiLevelType w:val="hybridMultilevel"/>
     <w:tmpl w:val="937A1B44"/>
@@ -4104,7 +4922,7 @@
       </w:rPr>
     </w:lvl>
   </w:abstractNum>
-  <w:abstractNum w:abstractNumId="16" w15:restartNumberingAfterBreak="0">
+  <w:abstractNum w:abstractNumId="22" w15:restartNumberingAfterBreak="0">
     <w:nsid w:val="691C1202"/>
     <w:multiLevelType w:val="hybridMultilevel"/>
     <w:tmpl w:val="30ACB44A"/>
@@ -4217,7 +5035,120 @@
       </w:rPr>
     </w:lvl>
   </w:abstractNum>
-  <w:abstractNum w:abstractNumId="17" w15:restartNumberingAfterBreak="0">
+  <w:abstractNum w:abstractNumId="23" w15:restartNumberingAfterBreak="0">
+    <w:nsid w:val="76FD2372"/>
+    <w:multiLevelType w:val="hybridMultilevel"/>
+    <w:tmpl w:val="FF5645EE"/>
+    <w:lvl w:ilvl="0" w:tplc="04020001">
+      <w:start w:val="1"/>
+      <w:numFmt w:val="bullet"/>
+      <w:lvlText w:val=""/>
+      <w:lvlJc w:val="left"/>
+      <w:pPr>
+        <w:ind w:left="720" w:hanging="360"/>
+      </w:pPr>
+      <w:rPr>
+        <w:rFonts w:ascii="Symbol" w:hAnsi="Symbol" w:hint="default"/>
+      </w:rPr>
+    </w:lvl>
+    <w:lvl w:ilvl="1" w:tplc="04020003" w:tentative="1">
+      <w:start w:val="1"/>
+      <w:numFmt w:val="bullet"/>
+      <w:lvlText w:val="o"/>
+      <w:lvlJc w:val="left"/>
+      <w:pPr>
+        <w:ind w:left="1440" w:hanging="360"/>
+      </w:pPr>
+      <w:rPr>
+        <w:rFonts w:ascii="Courier New" w:hAnsi="Courier New" w:cs="Courier New" w:hint="default"/>
+      </w:rPr>
+    </w:lvl>
+    <w:lvl w:ilvl="2" w:tplc="04020005" w:tentative="1">
+      <w:start w:val="1"/>
+      <w:numFmt w:val="bullet"/>
+      <w:lvlText w:val=""/>
+      <w:lvlJc w:val="left"/>
+      <w:pPr>
+        <w:ind w:left="2160" w:hanging="360"/>
+      </w:pPr>
+      <w:rPr>
+        <w:rFonts w:ascii="Wingdings" w:hAnsi="Wingdings" w:hint="default"/>
+      </w:rPr>
+    </w:lvl>
+    <w:lvl w:ilvl="3" w:tplc="04020001" w:tentative="1">
+      <w:start w:val="1"/>
+      <w:numFmt w:val="bullet"/>
+      <w:lvlText w:val=""/>
+      <w:lvlJc w:val="left"/>
+      <w:pPr>
+        <w:ind w:left="2880" w:hanging="360"/>
+      </w:pPr>
+      <w:rPr>
+        <w:rFonts w:ascii="Symbol" w:hAnsi="Symbol" w:hint="default"/>
+      </w:rPr>
+    </w:lvl>
+    <w:lvl w:ilvl="4" w:tplc="04020003" w:tentative="1">
+      <w:start w:val="1"/>
+      <w:numFmt w:val="bullet"/>
+      <w:lvlText w:val="o"/>
+      <w:lvlJc w:val="left"/>
+      <w:pPr>
+        <w:ind w:left="3600" w:hanging="360"/>
+      </w:pPr>
+      <w:rPr>
+        <w:rFonts w:ascii="Courier New" w:hAnsi="Courier New" w:cs="Courier New" w:hint="default"/>
+      </w:rPr>
+    </w:lvl>
+    <w:lvl w:ilvl="5" w:tplc="04020005" w:tentative="1">
+      <w:start w:val="1"/>
+      <w:numFmt w:val="bullet"/>
+      <w:lvlText w:val=""/>
+      <w:lvlJc w:val="left"/>
+      <w:pPr>
+        <w:ind w:left="4320" w:hanging="360"/>
+      </w:pPr>
+      <w:rPr>
+        <w:rFonts w:ascii="Wingdings" w:hAnsi="Wingdings" w:hint="default"/>
+      </w:rPr>
+    </w:lvl>
+    <w:lvl w:ilvl="6" w:tplc="04020001" w:tentative="1">
+      <w:start w:val="1"/>
+      <w:numFmt w:val="bullet"/>
+      <w:lvlText w:val=""/>
+      <w:lvlJc w:val="left"/>
+      <w:pPr>
+        <w:ind w:left="5040" w:hanging="360"/>
+      </w:pPr>
+      <w:rPr>
+        <w:rFonts w:ascii="Symbol" w:hAnsi="Symbol" w:hint="default"/>
+      </w:rPr>
+    </w:lvl>
+    <w:lvl w:ilvl="7" w:tplc="04020003" w:tentative="1">
+      <w:start w:val="1"/>
+      <w:numFmt w:val="bullet"/>
+      <w:lvlText w:val="o"/>
+      <w:lvlJc w:val="left"/>
+      <w:pPr>
+        <w:ind w:left="5760" w:hanging="360"/>
+      </w:pPr>
+      <w:rPr>
+        <w:rFonts w:ascii="Courier New" w:hAnsi="Courier New" w:cs="Courier New" w:hint="default"/>
+      </w:rPr>
+    </w:lvl>
+    <w:lvl w:ilvl="8" w:tplc="04020005" w:tentative="1">
+      <w:start w:val="1"/>
+      <w:numFmt w:val="bullet"/>
+      <w:lvlText w:val=""/>
+      <w:lvlJc w:val="left"/>
+      <w:pPr>
+        <w:ind w:left="6480" w:hanging="360"/>
+      </w:pPr>
+      <w:rPr>
+        <w:rFonts w:ascii="Wingdings" w:hAnsi="Wingdings" w:hint="default"/>
+      </w:rPr>
+    </w:lvl>
+  </w:abstractNum>
+  <w:abstractNum w:abstractNumId="24" w15:restartNumberingAfterBreak="0">
     <w:nsid w:val="77833FE2"/>
     <w:multiLevelType w:val="hybridMultilevel"/>
     <w:tmpl w:val="FD36A09C"/>
@@ -4330,7 +5261,120 @@
       </w:rPr>
     </w:lvl>
   </w:abstractNum>
-  <w:abstractNum w:abstractNumId="18" w15:restartNumberingAfterBreak="0">
+  <w:abstractNum w:abstractNumId="25" w15:restartNumberingAfterBreak="0">
+    <w:nsid w:val="7CCF6826"/>
+    <w:multiLevelType w:val="hybridMultilevel"/>
+    <w:tmpl w:val="B2608FCA"/>
+    <w:lvl w:ilvl="0" w:tplc="04020001">
+      <w:start w:val="1"/>
+      <w:numFmt w:val="bullet"/>
+      <w:lvlText w:val=""/>
+      <w:lvlJc w:val="left"/>
+      <w:pPr>
+        <w:ind w:left="1188" w:hanging="360"/>
+      </w:pPr>
+      <w:rPr>
+        <w:rFonts w:ascii="Symbol" w:hAnsi="Symbol" w:hint="default"/>
+      </w:rPr>
+    </w:lvl>
+    <w:lvl w:ilvl="1" w:tplc="04020003" w:tentative="1">
+      <w:start w:val="1"/>
+      <w:numFmt w:val="bullet"/>
+      <w:lvlText w:val="o"/>
+      <w:lvlJc w:val="left"/>
+      <w:pPr>
+        <w:ind w:left="1908" w:hanging="360"/>
+      </w:pPr>
+      <w:rPr>
+        <w:rFonts w:ascii="Courier New" w:hAnsi="Courier New" w:cs="Courier New" w:hint="default"/>
+      </w:rPr>
+    </w:lvl>
+    <w:lvl w:ilvl="2" w:tplc="04020005" w:tentative="1">
+      <w:start w:val="1"/>
+      <w:numFmt w:val="bullet"/>
+      <w:lvlText w:val=""/>
+      <w:lvlJc w:val="left"/>
+      <w:pPr>
+        <w:ind w:left="2628" w:hanging="360"/>
+      </w:pPr>
+      <w:rPr>
+        <w:rFonts w:ascii="Wingdings" w:hAnsi="Wingdings" w:hint="default"/>
+      </w:rPr>
+    </w:lvl>
+    <w:lvl w:ilvl="3" w:tplc="04020001" w:tentative="1">
+      <w:start w:val="1"/>
+      <w:numFmt w:val="bullet"/>
+      <w:lvlText w:val=""/>
+      <w:lvlJc w:val="left"/>
+      <w:pPr>
+        <w:ind w:left="3348" w:hanging="360"/>
+      </w:pPr>
+      <w:rPr>
+        <w:rFonts w:ascii="Symbol" w:hAnsi="Symbol" w:hint="default"/>
+      </w:rPr>
+    </w:lvl>
+    <w:lvl w:ilvl="4" w:tplc="04020003" w:tentative="1">
+      <w:start w:val="1"/>
+      <w:numFmt w:val="bullet"/>
+      <w:lvlText w:val="o"/>
+      <w:lvlJc w:val="left"/>
+      <w:pPr>
+        <w:ind w:left="4068" w:hanging="360"/>
+      </w:pPr>
+      <w:rPr>
+        <w:rFonts w:ascii="Courier New" w:hAnsi="Courier New" w:cs="Courier New" w:hint="default"/>
+      </w:rPr>
+    </w:lvl>
+    <w:lvl w:ilvl="5" w:tplc="04020005" w:tentative="1">
+      <w:start w:val="1"/>
+      <w:numFmt w:val="bullet"/>
+      <w:lvlText w:val=""/>
+      <w:lvlJc w:val="left"/>
+      <w:pPr>
+        <w:ind w:left="4788" w:hanging="360"/>
+      </w:pPr>
+      <w:rPr>
+        <w:rFonts w:ascii="Wingdings" w:hAnsi="Wingdings" w:hint="default"/>
+      </w:rPr>
+    </w:lvl>
+    <w:lvl w:ilvl="6" w:tplc="04020001" w:tentative="1">
+      <w:start w:val="1"/>
+      <w:numFmt w:val="bullet"/>
+      <w:lvlText w:val=""/>
+      <w:lvlJc w:val="left"/>
+      <w:pPr>
+        <w:ind w:left="5508" w:hanging="360"/>
+      </w:pPr>
+      <w:rPr>
+        <w:rFonts w:ascii="Symbol" w:hAnsi="Symbol" w:hint="default"/>
+      </w:rPr>
+    </w:lvl>
+    <w:lvl w:ilvl="7" w:tplc="04020003" w:tentative="1">
+      <w:start w:val="1"/>
+      <w:numFmt w:val="bullet"/>
+      <w:lvlText w:val="o"/>
+      <w:lvlJc w:val="left"/>
+      <w:pPr>
+        <w:ind w:left="6228" w:hanging="360"/>
+      </w:pPr>
+      <w:rPr>
+        <w:rFonts w:ascii="Courier New" w:hAnsi="Courier New" w:cs="Courier New" w:hint="default"/>
+      </w:rPr>
+    </w:lvl>
+    <w:lvl w:ilvl="8" w:tplc="04020005" w:tentative="1">
+      <w:start w:val="1"/>
+      <w:numFmt w:val="bullet"/>
+      <w:lvlText w:val=""/>
+      <w:lvlJc w:val="left"/>
+      <w:pPr>
+        <w:ind w:left="6948" w:hanging="360"/>
+      </w:pPr>
+      <w:rPr>
+        <w:rFonts w:ascii="Wingdings" w:hAnsi="Wingdings" w:hint="default"/>
+      </w:rPr>
+    </w:lvl>
+  </w:abstractNum>
+  <w:abstractNum w:abstractNumId="26" w15:restartNumberingAfterBreak="0">
     <w:nsid w:val="7E7D47C9"/>
     <w:multiLevelType w:val="hybridMultilevel"/>
     <w:tmpl w:val="AB2AFBEE"/>
@@ -4444,88 +5488,112 @@
     </w:lvl>
   </w:abstractNum>
   <w:num w:numId="1" w16cid:durableId="754008821">
+    <w:abstractNumId w:val="4"/>
+  </w:num>
+  <w:num w:numId="2" w16cid:durableId="1806507031">
+    <w:abstractNumId w:val="24"/>
+  </w:num>
+  <w:num w:numId="3" w16cid:durableId="1774394388">
+    <w:abstractNumId w:val="7"/>
+  </w:num>
+  <w:num w:numId="4" w16cid:durableId="2058429382">
+    <w:abstractNumId w:val="9"/>
+  </w:num>
+  <w:num w:numId="5" w16cid:durableId="537013467">
+    <w:abstractNumId w:val="6"/>
+  </w:num>
+  <w:num w:numId="6" w16cid:durableId="1832286735">
+    <w:abstractNumId w:val="14"/>
+  </w:num>
+  <w:num w:numId="7" w16cid:durableId="909921174">
+    <w:abstractNumId w:val="1"/>
+  </w:num>
+  <w:num w:numId="8" w16cid:durableId="1533300515">
+    <w:abstractNumId w:val="22"/>
+  </w:num>
+  <w:num w:numId="9" w16cid:durableId="1436747049">
+    <w:abstractNumId w:val="12"/>
+  </w:num>
+  <w:num w:numId="10" w16cid:durableId="560601461">
+    <w:abstractNumId w:val="20"/>
+  </w:num>
+  <w:num w:numId="11" w16cid:durableId="2126188999">
+    <w:abstractNumId w:val="11"/>
+  </w:num>
+  <w:num w:numId="12" w16cid:durableId="2105572617">
+    <w:abstractNumId w:val="5"/>
+  </w:num>
+  <w:num w:numId="13" w16cid:durableId="1301424433">
     <w:abstractNumId w:val="2"/>
   </w:num>
-  <w:num w:numId="2" w16cid:durableId="1806507031">
+  <w:num w:numId="14" w16cid:durableId="986738077">
+    <w:abstractNumId w:val="26"/>
+  </w:num>
+  <w:num w:numId="15" w16cid:durableId="1280070940">
+    <w:abstractNumId w:val="21"/>
+  </w:num>
+  <w:num w:numId="16" w16cid:durableId="1289966832">
+    <w:abstractNumId w:val="15"/>
+  </w:num>
+  <w:num w:numId="17" w16cid:durableId="67190502">
+    <w:abstractNumId w:val="18"/>
+  </w:num>
+  <w:num w:numId="18" w16cid:durableId="791434530">
+    <w:abstractNumId w:val="16"/>
+  </w:num>
+  <w:num w:numId="19" w16cid:durableId="909192072">
     <w:abstractNumId w:val="17"/>
   </w:num>
-  <w:num w:numId="3" w16cid:durableId="1774394388">
-    <w:abstractNumId w:val="5"/>
+  <w:num w:numId="20" w16cid:durableId="249045643">
+    <w:abstractNumId w:val="1"/>
   </w:num>
-  <w:num w:numId="4" w16cid:durableId="2058429382">
-    <w:abstractNumId w:val="6"/>
+  <w:num w:numId="21" w16cid:durableId="1662271049">
+    <w:abstractNumId w:val="1"/>
   </w:num>
-  <w:num w:numId="5" w16cid:durableId="537013467">
-    <w:abstractNumId w:val="4"/>
+  <w:num w:numId="22" w16cid:durableId="1290281518">
+    <w:abstractNumId w:val="1"/>
   </w:num>
-  <w:num w:numId="6" w16cid:durableId="1832286735">
-    <w:abstractNumId w:val="9"/>
+  <w:num w:numId="23" w16cid:durableId="2106027391">
+    <w:abstractNumId w:val="1"/>
   </w:num>
-  <w:num w:numId="7" w16cid:durableId="909921174">
+  <w:num w:numId="24" w16cid:durableId="2069375418">
+    <w:abstractNumId w:val="1"/>
+  </w:num>
+  <w:num w:numId="25" w16cid:durableId="267738454">
+    <w:abstractNumId w:val="1"/>
+  </w:num>
+  <w:num w:numId="26" w16cid:durableId="1086419621">
+    <w:abstractNumId w:val="1"/>
+  </w:num>
+  <w:num w:numId="27" w16cid:durableId="1142693650">
+    <w:abstractNumId w:val="1"/>
+  </w:num>
+  <w:num w:numId="28" w16cid:durableId="864559964">
+    <w:abstractNumId w:val="1"/>
+  </w:num>
+  <w:num w:numId="29" w16cid:durableId="865796654">
+    <w:abstractNumId w:val="13"/>
+  </w:num>
+  <w:num w:numId="30" w16cid:durableId="1871842081">
+    <w:abstractNumId w:val="8"/>
+  </w:num>
+  <w:num w:numId="31" w16cid:durableId="2101443154">
     <w:abstractNumId w:val="0"/>
   </w:num>
-  <w:num w:numId="8" w16cid:durableId="1533300515">
-    <w:abstractNumId w:val="16"/>
-  </w:num>
-  <w:num w:numId="9" w16cid:durableId="1436747049">
-    <w:abstractNumId w:val="8"/>
-  </w:num>
-  <w:num w:numId="10" w16cid:durableId="560601461">
-    <w:abstractNumId w:val="14"/>
-  </w:num>
-  <w:num w:numId="11" w16cid:durableId="2126188999">
-    <w:abstractNumId w:val="7"/>
-  </w:num>
-  <w:num w:numId="12" w16cid:durableId="2105572617">
+  <w:num w:numId="32" w16cid:durableId="1275938283">
     <w:abstractNumId w:val="3"/>
   </w:num>
-  <w:num w:numId="13" w16cid:durableId="1301424433">
-    <w:abstractNumId w:val="1"/>
+  <w:num w:numId="33" w16cid:durableId="1544444363">
+    <w:abstractNumId w:val="25"/>
   </w:num>
-  <w:num w:numId="14" w16cid:durableId="986738077">
-    <w:abstractNumId w:val="18"/>
-  </w:num>
-  <w:num w:numId="15" w16cid:durableId="1280070940">
-    <w:abstractNumId w:val="15"/>
-  </w:num>
-  <w:num w:numId="16" w16cid:durableId="1289966832">
+  <w:num w:numId="34" w16cid:durableId="1281108782">
     <w:abstractNumId w:val="10"/>
   </w:num>
-  <w:num w:numId="17" w16cid:durableId="67190502">
-    <w:abstractNumId w:val="13"/>
+  <w:num w:numId="35" w16cid:durableId="995576525">
+    <w:abstractNumId w:val="19"/>
   </w:num>
-  <w:num w:numId="18" w16cid:durableId="791434530">
-    <w:abstractNumId w:val="11"/>
-  </w:num>
-  <w:num w:numId="19" w16cid:durableId="909192072">
-    <w:abstractNumId w:val="12"/>
-  </w:num>
-  <w:num w:numId="20" w16cid:durableId="249045643">
-    <w:abstractNumId w:val="0"/>
-  </w:num>
-  <w:num w:numId="21" w16cid:durableId="1662271049">
-    <w:abstractNumId w:val="0"/>
-  </w:num>
-  <w:num w:numId="22" w16cid:durableId="1290281518">
-    <w:abstractNumId w:val="0"/>
-  </w:num>
-  <w:num w:numId="23" w16cid:durableId="2106027391">
-    <w:abstractNumId w:val="0"/>
-  </w:num>
-  <w:num w:numId="24" w16cid:durableId="2069375418">
-    <w:abstractNumId w:val="0"/>
-  </w:num>
-  <w:num w:numId="25" w16cid:durableId="267738454">
-    <w:abstractNumId w:val="0"/>
-  </w:num>
-  <w:num w:numId="26" w16cid:durableId="1086419621">
-    <w:abstractNumId w:val="0"/>
-  </w:num>
-  <w:num w:numId="27" w16cid:durableId="1142693650">
-    <w:abstractNumId w:val="0"/>
-  </w:num>
-  <w:num w:numId="28" w16cid:durableId="864559964">
-    <w:abstractNumId w:val="0"/>
+  <w:num w:numId="36" w16cid:durableId="1089157660">
+    <w:abstractNumId w:val="23"/>
   </w:num>
 </w:numbering>
 </file>
@@ -5066,6 +6134,7 @@
   <w:style w:type="character" w:default="1" w:styleId="DefaultParagraphFont">
     <w:name w:val="Default Paragraph Font"/>
     <w:uiPriority w:val="1"/>
+    <w:semiHidden/>
     <w:unhideWhenUsed/>
   </w:style>
   <w:style w:type="table" w:default="1" w:styleId="TableNormal">
@@ -6093,6 +7162,7 @@
     <w:rsid w:val="001C0110"/>
     <w:rsid w:val="001D6036"/>
     <w:rsid w:val="0022041D"/>
+    <w:rsid w:val="002430C0"/>
     <w:rsid w:val="00254B6C"/>
     <w:rsid w:val="002773E7"/>
     <w:rsid w:val="002B7973"/>
@@ -6109,6 +7179,7 @@
     <w:rsid w:val="004C5710"/>
     <w:rsid w:val="004C7160"/>
     <w:rsid w:val="00537284"/>
+    <w:rsid w:val="005A21B5"/>
     <w:rsid w:val="005A23C1"/>
     <w:rsid w:val="005A3EA0"/>
     <w:rsid w:val="005B4924"/>
@@ -6138,6 +7209,7 @@
     <w:rsid w:val="008B2BE1"/>
     <w:rsid w:val="008E0E48"/>
     <w:rsid w:val="009167D1"/>
+    <w:rsid w:val="00996E9D"/>
     <w:rsid w:val="009C4E0C"/>
     <w:rsid w:val="009D397E"/>
     <w:rsid w:val="009F1769"/>
@@ -6648,6 +7720,34 @@
       <w:lang w:val="en-AU" w:eastAsia="en-AU"/>
     </w:rPr>
   </w:style>
+  <w:style w:type="paragraph" w:customStyle="1" w:styleId="675A5F2BC9D74B11B1E2A7860D78D8C7">
+    <w:name w:val="675A5F2BC9D74B11B1E2A7860D78D8C7"/>
+    <w:rsid w:val="002430C0"/>
+    <w:pPr>
+      <w:spacing w:line="278" w:lineRule="auto"/>
+    </w:pPr>
+    <w:rPr>
+      <w:kern w:val="2"/>
+      <w:sz w:val="24"/>
+      <w:szCs w:val="24"/>
+      <w:lang w:val="bg-BG" w:eastAsia="bg-BG"/>
+      <w14:ligatures w14:val="standardContextual"/>
+    </w:rPr>
+  </w:style>
+  <w:style w:type="paragraph" w:customStyle="1" w:styleId="43F6C538FCBE499BA05ED40F55DAE4F9">
+    <w:name w:val="43F6C538FCBE499BA05ED40F55DAE4F9"/>
+    <w:rsid w:val="002430C0"/>
+    <w:pPr>
+      <w:spacing w:line="278" w:lineRule="auto"/>
+    </w:pPr>
+    <w:rPr>
+      <w:kern w:val="2"/>
+      <w:sz w:val="24"/>
+      <w:szCs w:val="24"/>
+      <w:lang w:val="bg-BG" w:eastAsia="bg-BG"/>
+      <w14:ligatures w14:val="standardContextual"/>
+    </w:rPr>
+  </w:style>
 </w:styles>
 </file>
 
